--- a/word_reports/LP_0066_위치_466_Banco del Mutuo Soccorso_.docx
+++ b/word_reports/LP_0066_위치_466_Banco del Mutuo Soccorso_.docx
@@ -4,7 +4,7 @@
   <w:body>
     <w:p>
       <w:pPr>
-        <w:spacing w:after="280"/>
+        <w:spacing w:after="80"/>
       </w:pPr>
       <w:r>
         <w:rPr w:rFonts="맑은 고딕">
@@ -13,94 +13,47 @@
           <w:color w:val="1E3A8A"/>
           <w:sz w:val="30"/>
         </w:rPr>
-        <w:t>[466] Banco del Mutuo Soccorso - ...di terra</w:t>
+        <w:t>Banco del Mutuo Soccorso (방코 델 무투오 소코르소) - ...di terra</w:t>
       </w:r>
     </w:p>
     <w:p>
       <w:pPr>
-        <w:spacing w:after="320"/>
+        <w:spacing w:after="240"/>
       </w:pPr>
       <w:r>
         <w:rPr w:rFonts="맑은 고딕">
           <w:rFonts w:ascii="맑은 고딕" w:hAnsi="맑은 고딕" w:eastAsia="맑은 고딕"/>
           <w:b/>
-          <w:sz w:val="20"/>
+          <w:color w:val="4B5563"/>
+          <w:sz w:val="22"/>
         </w:rPr>
-        <w:t>■ 위치 : 466</w:t>
-        <w:br/>
-      </w:r>
-      <w:r>
-        <w:rPr w:rFonts="맑은 고딕">
-          <w:rFonts w:ascii="맑은 고딕" w:hAnsi="맑은 고딕" w:eastAsia="맑은 고딕"/>
-          <w:b/>
-          <w:sz w:val="20"/>
-        </w:rPr>
-        <w:t>■ 아티스트 : Banco del Mutuo Soccorso</w:t>
-        <w:br/>
-      </w:r>
-      <w:r>
-        <w:rPr w:rFonts="맑은 고딕">
-          <w:rFonts w:ascii="맑은 고딕" w:hAnsi="맑은 고딕" w:eastAsia="맑은 고딕"/>
-          <w:b/>
-          <w:sz w:val="20"/>
-        </w:rPr>
-        <w:t>■ 앨범명 : ...di terra</w:t>
-        <w:br/>
-      </w:r>
-      <w:r>
-        <w:rPr w:rFonts="맑은 고딕">
-          <w:rFonts w:ascii="맑은 고딕" w:hAnsi="맑은 고딕" w:eastAsia="맑은 고딕"/>
-          <w:b w:val="0"/>
-          <w:sz w:val="20"/>
-        </w:rPr>
-        <w:t>■ 음반 레이블 : Dischi Ricordi</w:t>
-        <w:br/>
-      </w:r>
-      <w:r>
-        <w:rPr w:rFonts="맑은 고딕">
-          <w:rFonts w:ascii="맑은 고딕" w:hAnsi="맑은 고딕" w:eastAsia="맑은 고딕"/>
-          <w:b w:val="0"/>
-          <w:sz w:val="20"/>
-        </w:rPr>
-        <w:t>■ 발매년도 : 1978</w:t>
-        <w:br/>
-      </w:r>
-      <w:r>
-        <w:rPr w:rFonts="맑은 고딕">
-          <w:rFonts w:ascii="맑은 고딕" w:hAnsi="맑은 고딕" w:eastAsia="맑은 고딕"/>
-          <w:b w:val="0"/>
-          <w:sz w:val="20"/>
-        </w:rPr>
-        <w:t>■ 장르 : 이탈리안 심포닉 프로그레시브 록 (Italian Symphonic Progressive Rock), 클래시컬 록 (Classical Rock)</w:t>
-        <w:br/>
-      </w:r>
-      <w:r>
-        <w:rPr w:rFonts="맑은 고딕">
-          <w:rFonts w:ascii="맑은 고딕" w:hAnsi="맑은 고딕" w:eastAsia="맑은 고딕"/>
-          <w:b w:val="0"/>
-          <w:sz w:val="20"/>
-        </w:rPr>
-        <w:t>■ 주요 수록곡 : 1. Nel cielo e nelle altre cose mute</w:t>
-        <w:br/>
+        <w:t>위치 :  466</w:t>
       </w:r>
     </w:p>
     <w:p>
       <w:pPr>
-        <w:spacing w:after="160"/>
+        <w:spacing w:line="324" w:lineRule="auto" w:before="80" w:after="160"/>
       </w:pPr>
       <w:r>
         <w:rPr w:rFonts="맑은 고딕">
           <w:rFonts w:ascii="맑은 고딕" w:hAnsi="맑은 고딕" w:eastAsia="맑은 고딕"/>
           <w:b/>
           <w:color w:val="1F2937"/>
-          <w:sz w:val="24"/>
+          <w:sz w:val="22"/>
         </w:rPr>
-        <w:t>■ 음반 해설 및 감상 가이드</w:t>
+        <w:t xml:space="preserve">[음반 소개] </w:t>
+      </w:r>
+      <w:r>
+        <w:rPr w:rFonts="맑은 고딕">
+          <w:rFonts w:ascii="맑은 고딕" w:hAnsi="맑은 고딕" w:eastAsia="맑은 고딕"/>
+          <w:b w:val="0"/>
+          <w:sz w:val="21"/>
+        </w:rPr>
       </w:r>
     </w:p>
     <w:p>
       <w:pPr>
-        <w:spacing w:line="312" w:lineRule="auto" w:after="120"/>
+        <w:spacing w:line="324" w:lineRule="auto" w:after="120"/>
       </w:pPr>
       <w:r>
         <w:rPr w:rFonts="맑은 고딕">
@@ -108,51 +61,516 @@
           <w:b w:val="0"/>
           <w:sz w:val="21"/>
         </w:rPr>
-        <w:t>1970년대 이탈리안 프로그레시브 록의 황금기를 이끌었던 명그룹 방코 델 무투오 소코르소(Banco del Mutuo Soccorso)가 1978년에 발표한 **[...di terra]**는 이들의 음악적 야심과 예술적 역량이 최상으로 집약된 순수 기악 대작입니다. 이 음반은 전작들에서 독보적인 존재감을 과시했던 보컬리스트 프란체스코 디 자코모(Francesco Di Giacomo)의 목소리를 과감히 배제하고, 오케스트라와의 전면적인 협연을 통해 오직 음악적 서사와 음색의 조화만으로 고도의 미학을 완성해 냈다는 점에서 이들의 디스코그래피 중 단연 이채로운 위치를 차지합니다.</w:t>
+        <w:t>이탈리아 아트록의 찬란한 거장 방코 델 무투오 소코르소(Banco del Mutuo Soccorso)가 1978년에 빚어낸 [ ...di terra ]는 대지(大地)의 섭리와 인간의 실존을 웅장한 오케스트레이션으로 승화시킨 불멸의 걸작입니다. 밴드의 상징적인 보컬 프란체스코 디 자코모의 육성을 절제하고 전곡을 순수 기악곡으로 구성하여, 프로그레시브 록의 역동성과 정통 클래식 오케스트라의 유려한 미학을 완벽하게 교직해 냈습니다. 거친 바람과 고요한 흙의 숨결이 교차하는 듯한 이 교향악적 서사시는 리스너를 한 편의 장엄하고도 사색적인 음향의 세계로 인도합니다. 클래식과 록의 경계를 허물며 이탈리아 예술 음악의 정점을 보여주는 이 음반은 반세기가 흐른 오늘날에도 푸른 대지의 맥박처럼 묵직하고 깊은 전율을 선사합니다.</w:t>
       </w:r>
     </w:p>
     <w:p>
       <w:pPr>
-        <w:spacing w:line="312" w:lineRule="auto" w:after="120"/>
+        <w:spacing w:line="324" w:lineRule="auto" w:before="200" w:after="80"/>
       </w:pPr>
+      <w:r>
+        <w:rPr w:rFonts="맑은 고딕">
+          <w:rFonts w:ascii="맑은 고딕" w:hAnsi="맑은 고딕" w:eastAsia="맑은 고딕"/>
+          <w:b/>
+          <w:color w:val="1E3A8A"/>
+          <w:sz w:val="24"/>
+        </w:rPr>
+        <w:t>1. 음반 데이터</w:t>
+      </w:r>
+    </w:p>
+    <w:p>
+      <w:pPr>
+        <w:spacing w:line="324" w:lineRule="auto" w:after="80"/>
+      </w:pPr>
+      <w:r>
+        <w:rPr w:rFonts="맑은 고딕">
+          <w:rFonts w:ascii="맑은 고딕" w:hAnsi="맑은 고딕" w:eastAsia="맑은 고딕"/>
+          <w:b w:val="0"/>
+          <w:color w:val="6B7280"/>
+          <w:sz w:val="21"/>
+        </w:rPr>
+        <w:t xml:space="preserve">· </w:t>
+      </w:r>
+      <w:r>
+        <w:rPr w:rFonts="맑은 고딕">
+          <w:rFonts w:ascii="맑은 고딕" w:hAnsi="맑은 고딕" w:eastAsia="맑은 고딕"/>
+          <w:b/>
+          <w:color w:val="1F2937"/>
+          <w:sz w:val="21"/>
+        </w:rPr>
+        <w:t xml:space="preserve">앨범명: </w:t>
+      </w:r>
       <w:r>
         <w:rPr w:rFonts="맑은 고딕">
           <w:rFonts w:ascii="맑은 고딕" w:hAnsi="맑은 고딕" w:eastAsia="맑은 고딕"/>
           <w:b w:val="0"/>
           <w:sz w:val="21"/>
         </w:rPr>
-        <w:t>음악적 중심축인 노첸치 형제(Vittorio &amp; Gianni Nocenzi)는 '로마 뮤지션 연합 오케스트라(Orchestra dell'Unione Musicisti di Roma)'와 손잡고 클래식 관현악과 프로그레시브 록, 그리고 현대 재즈 퓨전의 경계를 넘나드는 대담한 사운드를 연출합니다. 오케스트라는 단순한 반주에 그치지 않고 신디사이저, 타악기, 기타 등 록 밴드의 악기들과 긴밀하게 대화하며, 극적인 긴장감과 정교한 대위법을 교차시킵니다. 비록 디 자코모의 보컬은 들리지 않지만, 그가 써 내려간 한 편의 시에서 각 트랙의 제목과 영감을 가져와 대지(Earth)와 자연, 그리고 인간 존재에 대한 웅장한 교향시를 그려냅니다.</w:t>
+        <w:t>...di terra</w:t>
       </w:r>
     </w:p>
     <w:p>
       <w:pPr>
-        <w:spacing w:line="312" w:lineRule="auto" w:after="120"/>
+        <w:spacing w:line="324" w:lineRule="auto" w:after="80"/>
       </w:pPr>
+      <w:r>
+        <w:rPr w:rFonts="맑은 고딕">
+          <w:rFonts w:ascii="맑은 고딕" w:hAnsi="맑은 고딕" w:eastAsia="맑은 고딕"/>
+          <w:b w:val="0"/>
+          <w:color w:val="6B7280"/>
+          <w:sz w:val="21"/>
+        </w:rPr>
+        <w:t xml:space="preserve">· </w:t>
+      </w:r>
+      <w:r>
+        <w:rPr w:rFonts="맑은 고딕">
+          <w:rFonts w:ascii="맑은 고딕" w:hAnsi="맑은 고딕" w:eastAsia="맑은 고딕"/>
+          <w:b/>
+          <w:color w:val="1F2937"/>
+          <w:sz w:val="21"/>
+        </w:rPr>
+        <w:t xml:space="preserve">아티스트: </w:t>
+      </w:r>
       <w:r>
         <w:rPr w:rFonts="맑은 고딕">
           <w:rFonts w:ascii="맑은 고딕" w:hAnsi="맑은 고딕" w:eastAsia="맑은 고딕"/>
           <w:b w:val="0"/>
           <w:sz w:val="21"/>
         </w:rPr>
-        <w:t>첫 트랙 'Nel cielo e nelle altre cose mute'의 신비롭고 웅장한 오케스트라 서곡으로 포문을 연 음반은, 정교한 타악 연주와 금관악기의 폭발적인 에너지가 돋보이는 'L'ecosistema', 정숙함과 격정의 조화가 일품인 'Chi dice che il fiume sia solo un fiume'로 이어지며 청자를 깊은 몰입감으로 이끕니다. 특히 앨범의 하이라이트라 할 수 있는 'Nei luoghi e nelle cose che ricordano la terra'에서는 록 밴드의 다이내믹한 리듬 섹션과 웅장한 관현악이 완벽한 유기적 결합을 이루며 클라이맥스를 장식합니다.</w:t>
+        <w:t>Banco del Mutuo Soccorso (방코 델 무투오 소코르소)</w:t>
       </w:r>
     </w:p>
     <w:p>
       <w:pPr>
-        <w:spacing w:line="312" w:lineRule="auto" w:after="120"/>
+        <w:spacing w:line="324" w:lineRule="auto" w:after="80"/>
       </w:pPr>
+      <w:r>
+        <w:rPr w:rFonts="맑은 고딕">
+          <w:rFonts w:ascii="맑은 고딕" w:hAnsi="맑은 고딕" w:eastAsia="맑은 고딕"/>
+          <w:b w:val="0"/>
+          <w:color w:val="6B7280"/>
+          <w:sz w:val="21"/>
+        </w:rPr>
+        <w:t xml:space="preserve">· </w:t>
+      </w:r>
+      <w:r>
+        <w:rPr w:rFonts="맑은 고딕">
+          <w:rFonts w:ascii="맑은 고딕" w:hAnsi="맑은 고딕" w:eastAsia="맑은 고딕"/>
+          <w:b/>
+          <w:color w:val="1F2937"/>
+          <w:sz w:val="21"/>
+        </w:rPr>
+        <w:t xml:space="preserve">발매 정보: </w:t>
+      </w:r>
       <w:r>
         <w:rPr w:rFonts="맑은 고딕">
           <w:rFonts w:ascii="맑은 고딕" w:hAnsi="맑은 고딕" w:eastAsia="맑은 고딕"/>
           <w:b w:val="0"/>
           <w:sz w:val="21"/>
         </w:rPr>
-        <w:t>**[...di terra]**는 대중적인 타협을 거부하고 순수 음악으로서의 완성도를 극한으로 끌어올린 걸작입니다. 록 음악이 고전 클래식 교향곡의 구조적 미학을 어떻게 품어낼 수 있는지 증명해 보인 이 음반은, 이탈리안 록의 품격을 한 단계 높인 클래식-록 크로스오버의 정점이자 LP 컬렉터라면 반드시 소장해야 할 명반입니다.</w:t>
+        <w:t>1978년 이탈리아의 유서 깊은 레이블 리코르디(Dischi Ricordi)를 통해 발매되었으며, 로마 음악가 연합 오케스트라(Orchestra dell'Unione Musicisti di Roma)와의 전격적인 협연으로 완성된 밴드의 통산 여덟 번째 정규 스튜디오 앨범입니다.</w:t>
+      </w:r>
+    </w:p>
+    <w:p>
+      <w:pPr>
+        <w:spacing w:line="324" w:lineRule="auto" w:after="80"/>
+      </w:pPr>
+      <w:r>
+        <w:rPr w:rFonts="맑은 고딕">
+          <w:rFonts w:ascii="맑은 고딕" w:hAnsi="맑은 고딕" w:eastAsia="맑은 고딕"/>
+          <w:b w:val="0"/>
+          <w:color w:val="6B7280"/>
+          <w:sz w:val="21"/>
+        </w:rPr>
+        <w:t xml:space="preserve">· </w:t>
+      </w:r>
+      <w:r>
+        <w:rPr w:rFonts="맑은 고딕">
+          <w:rFonts w:ascii="맑은 고딕" w:hAnsi="맑은 고딕" w:eastAsia="맑은 고딕"/>
+          <w:b/>
+          <w:color w:val="1F2937"/>
+          <w:sz w:val="21"/>
+        </w:rPr>
+        <w:t xml:space="preserve">LP 인기도(판매량): </w:t>
+      </w:r>
+      <w:r>
+        <w:rPr w:rFonts="맑은 고딕">
+          <w:rFonts w:ascii="맑은 고딕" w:hAnsi="맑은 고딕" w:eastAsia="맑은 고딕"/>
+          <w:b w:val="0"/>
+          <w:sz w:val="21"/>
+        </w:rPr>
+        <w:t>1970년대 후반 디스코와 뉴웨이브의 범람 속에서도 음악적 순수성을 지켜내며 이탈리아 차트 상위권에 올랐고, 발매 이후 유럽과 일본 등 전 세계 프로그레시브 록 애호가들의 입소문을 타며 시대를 초월한 스테디셀러로 확고히 자리매김했습니다.</w:t>
+      </w:r>
+    </w:p>
+    <w:p>
+      <w:pPr>
+        <w:spacing w:line="324" w:lineRule="auto" w:after="80"/>
+      </w:pPr>
+      <w:r>
+        <w:rPr w:rFonts="맑은 고딕">
+          <w:rFonts w:ascii="맑은 고딕" w:hAnsi="맑은 고딕" w:eastAsia="맑은 고딕"/>
+          <w:b w:val="0"/>
+          <w:color w:val="6B7280"/>
+          <w:sz w:val="21"/>
+        </w:rPr>
+        <w:t xml:space="preserve">· </w:t>
+      </w:r>
+      <w:r>
+        <w:rPr w:rFonts="맑은 고딕">
+          <w:rFonts w:ascii="맑은 고딕" w:hAnsi="맑은 고딕" w:eastAsia="맑은 고딕"/>
+          <w:b/>
+          <w:color w:val="1F2937"/>
+          <w:sz w:val="21"/>
+        </w:rPr>
+        <w:t xml:space="preserve">각종 수상경력: </w:t>
+      </w:r>
+      <w:r>
+        <w:rPr w:rFonts="맑은 고딕">
+          <w:rFonts w:ascii="맑은 고딕" w:hAnsi="맑은 고딕" w:eastAsia="맑은 고딕"/>
+          <w:b w:val="0"/>
+          <w:sz w:val="21"/>
+        </w:rPr>
+        <w:t>상업적 트렌드를 거부한 예술적 진정성으로 당대 유럽 음악 평단으로부터 "심포닉 록과 현대 교향악이 도달한 최고의 미학적 결합"이라는 찬사를 받았으며, 오늘날 이탈리안 록 역사상 가장 품격 있는 콘셉트 명반 중 하나로 공인받고 있습니다.</w:t>
+      </w:r>
+    </w:p>
+    <w:p>
+      <w:pPr>
+        <w:spacing w:line="324" w:lineRule="auto" w:before="200" w:after="80"/>
+      </w:pPr>
+      <w:r>
+        <w:rPr w:rFonts="맑은 고딕">
+          <w:rFonts w:ascii="맑은 고딕" w:hAnsi="맑은 고딕" w:eastAsia="맑은 고딕"/>
+          <w:b/>
+          <w:color w:val="1E3A8A"/>
+          <w:sz w:val="24"/>
+        </w:rPr>
+        <w:t>2. 아티스트 정보</w:t>
+      </w:r>
+    </w:p>
+    <w:p>
+      <w:pPr>
+        <w:spacing w:line="324" w:lineRule="auto" w:after="80"/>
+      </w:pPr>
+      <w:r>
+        <w:rPr w:rFonts="맑은 고딕">
+          <w:rFonts w:ascii="맑은 고딕" w:hAnsi="맑은 고딕" w:eastAsia="맑은 고딕"/>
+          <w:b w:val="0"/>
+          <w:color w:val="6B7280"/>
+          <w:sz w:val="21"/>
+        </w:rPr>
+        <w:t xml:space="preserve">· </w:t>
+      </w:r>
+      <w:r>
+        <w:rPr w:rFonts="맑은 고딕">
+          <w:rFonts w:ascii="맑은 고딕" w:hAnsi="맑은 고딕" w:eastAsia="맑은 고딕"/>
+          <w:b/>
+          <w:color w:val="1F2937"/>
+          <w:sz w:val="21"/>
+        </w:rPr>
+        <w:t xml:space="preserve">국적: </w:t>
+      </w:r>
+      <w:r>
+        <w:rPr w:rFonts="맑은 고딕">
+          <w:rFonts w:ascii="맑은 고딕" w:hAnsi="맑은 고딕" w:eastAsia="맑은 고딕"/>
+          <w:b w:val="0"/>
+          <w:sz w:val="21"/>
+        </w:rPr>
+        <w:t>이탈리아 (Italy)</w:t>
+      </w:r>
+    </w:p>
+    <w:p>
+      <w:pPr>
+        <w:spacing w:line="324" w:lineRule="auto" w:after="80"/>
+      </w:pPr>
+      <w:r>
+        <w:rPr w:rFonts="맑은 고딕">
+          <w:rFonts w:ascii="맑은 고딕" w:hAnsi="맑은 고딕" w:eastAsia="맑은 고딕"/>
+          <w:b w:val="0"/>
+          <w:color w:val="6B7280"/>
+          <w:sz w:val="21"/>
+        </w:rPr>
+        <w:t xml:space="preserve">· </w:t>
+      </w:r>
+      <w:r>
+        <w:rPr w:rFonts="맑은 고딕">
+          <w:rFonts w:ascii="맑은 고딕" w:hAnsi="맑은 고딕" w:eastAsia="맑은 고딕"/>
+          <w:b/>
+          <w:color w:val="1F2937"/>
+          <w:sz w:val="21"/>
+        </w:rPr>
+        <w:t xml:space="preserve">생몰년도: </w:t>
+      </w:r>
+      <w:r>
+        <w:rPr w:rFonts="맑은 고딕">
+          <w:rFonts w:ascii="맑은 고딕" w:hAnsi="맑은 고딕" w:eastAsia="맑은 고딕"/>
+          <w:b w:val="0"/>
+          <w:sz w:val="21"/>
+        </w:rPr>
+        <w:t>1968년 결성</w:t>
+      </w:r>
+    </w:p>
+    <w:p>
+      <w:pPr>
+        <w:spacing w:line="324" w:lineRule="auto" w:after="80"/>
+      </w:pPr>
+      <w:r>
+        <w:rPr w:rFonts="맑은 고딕">
+          <w:rFonts w:ascii="맑은 고딕" w:hAnsi="맑은 고딕" w:eastAsia="맑은 고딕"/>
+          <w:b w:val="0"/>
+          <w:color w:val="6B7280"/>
+          <w:sz w:val="21"/>
+        </w:rPr>
+        <w:t xml:space="preserve">· </w:t>
+      </w:r>
+      <w:r>
+        <w:rPr w:rFonts="맑은 고딕">
+          <w:rFonts w:ascii="맑은 고딕" w:hAnsi="맑은 고딕" w:eastAsia="맑은 고딕"/>
+          <w:b/>
+          <w:color w:val="1F2937"/>
+          <w:sz w:val="21"/>
+        </w:rPr>
+        <w:t xml:space="preserve">그룹 소속: </w:t>
+      </w:r>
+      <w:r>
+        <w:rPr w:rFonts="맑은 고딕">
+          <w:rFonts w:ascii="맑은 고딕" w:hAnsi="맑은 고딕" w:eastAsia="맑은 고딕"/>
+          <w:b w:val="0"/>
+          <w:sz w:val="21"/>
+        </w:rPr>
+        <w:t>록 그룹 (프로그레시브/심포닉 록 밴드)</w:t>
+      </w:r>
+    </w:p>
+    <w:p>
+      <w:pPr>
+        <w:spacing w:line="324" w:lineRule="auto" w:after="80"/>
+      </w:pPr>
+      <w:r>
+        <w:rPr w:rFonts="맑은 고딕">
+          <w:rFonts w:ascii="맑은 고딕" w:hAnsi="맑은 고딕" w:eastAsia="맑은 고딕"/>
+          <w:b w:val="0"/>
+          <w:color w:val="6B7280"/>
+          <w:sz w:val="21"/>
+        </w:rPr>
+        <w:t xml:space="preserve">· </w:t>
+      </w:r>
+      <w:r>
+        <w:rPr w:rFonts="맑은 고딕">
+          <w:rFonts w:ascii="맑은 고딕" w:hAnsi="맑은 고딕" w:eastAsia="맑은 고딕"/>
+          <w:b/>
+          <w:color w:val="1F2937"/>
+          <w:sz w:val="21"/>
+        </w:rPr>
+        <w:t xml:space="preserve">아티스트 소개: </w:t>
+      </w:r>
+      <w:r>
+        <w:rPr w:rFonts="맑은 고딕">
+          <w:rFonts w:ascii="맑은 고딕" w:hAnsi="맑은 고딕" w:eastAsia="맑은 고딕"/>
+          <w:b w:val="0"/>
+          <w:sz w:val="21"/>
+        </w:rPr>
+        <w:t>노첸치(Nocenzi) 형제의 천재적인 건반 편곡과 압도적인 음악성을 바탕으로 결성된 방코 델 무투오 소코르소는 PFM과 함께 이탈리안 프로그레시브 록을 세계적 반열에 올려놓은 전설적인 밴드입니다. 지중해 특유의 격정적인 서정미와 서양 고전음악의 정교한 대위법을 융합하여 대중음악을 순수 예술의 경지로 승화시킨 위대한 혁신가들입니다.</w:t>
+      </w:r>
+    </w:p>
+    <w:p>
+      <w:pPr>
+        <w:spacing w:line="324" w:lineRule="auto" w:before="200" w:after="80"/>
+      </w:pPr>
+      <w:r>
+        <w:rPr w:rFonts="맑은 고딕">
+          <w:rFonts w:ascii="맑은 고딕" w:hAnsi="맑은 고딕" w:eastAsia="맑은 고딕"/>
+          <w:b/>
+          <w:color w:val="1E3A8A"/>
+          <w:sz w:val="24"/>
+        </w:rPr>
+        <w:t>3. 음반 상세 분석</w:t>
+      </w:r>
+    </w:p>
+    <w:p>
+      <w:pPr>
+        <w:spacing w:line="324" w:lineRule="auto" w:after="80"/>
+      </w:pPr>
+      <w:r>
+        <w:rPr w:rFonts="맑은 고딕">
+          <w:rFonts w:ascii="맑은 고딕" w:hAnsi="맑은 고딕" w:eastAsia="맑은 고딕"/>
+          <w:b w:val="0"/>
+          <w:color w:val="6B7280"/>
+          <w:sz w:val="21"/>
+        </w:rPr>
+        <w:t xml:space="preserve">· </w:t>
+      </w:r>
+      <w:r>
+        <w:rPr w:rFonts="맑은 고딕">
+          <w:rFonts w:ascii="맑은 고딕" w:hAnsi="맑은 고딕" w:eastAsia="맑은 고딕"/>
+          <w:b/>
+          <w:color w:val="1F2937"/>
+          <w:sz w:val="21"/>
+        </w:rPr>
+        <w:t xml:space="preserve">역사적 위치: </w:t>
+      </w:r>
+      <w:r>
+        <w:rPr w:rFonts="맑은 고딕">
+          <w:rFonts w:ascii="맑은 고딕" w:hAnsi="맑은 고딕" w:eastAsia="맑은 고딕"/>
+          <w:b w:val="0"/>
+          <w:sz w:val="21"/>
+        </w:rPr>
+        <w:t>[ ...di terra ]는 프로그레시브 록의 황금기가 저물어가던 1970년대 후반, 장르의 한계를 넘어 오케스트라와의 완전한 음악적 합일을 이루어낸 기념비적 작품입니다. 스트라빈스키나 바르톡을 연상시키는 현대 클래식의 불협화음과 긴장감, 그리고 록 음악 특유의 에너지를 유기적으로 엮어내어 팝 음악사에서 '록 교향곡'의 이상향을 제시했습니다.</w:t>
+      </w:r>
+    </w:p>
+    <w:p>
+      <w:pPr>
+        <w:spacing w:line="324" w:lineRule="auto" w:after="80"/>
+      </w:pPr>
+      <w:r>
+        <w:rPr w:rFonts="맑은 고딕">
+          <w:rFonts w:ascii="맑은 고딕" w:hAnsi="맑은 고딕" w:eastAsia="맑은 고딕"/>
+          <w:b w:val="0"/>
+          <w:color w:val="6B7280"/>
+          <w:sz w:val="21"/>
+        </w:rPr>
+        <w:t xml:space="preserve">· </w:t>
+      </w:r>
+      <w:r>
+        <w:rPr w:rFonts="맑은 고딕">
+          <w:rFonts w:ascii="맑은 고딕" w:hAnsi="맑은 고딕" w:eastAsia="맑은 고딕"/>
+          <w:b/>
+          <w:color w:val="1F2937"/>
+          <w:sz w:val="21"/>
+        </w:rPr>
+        <w:t xml:space="preserve">시대의 흔적(스토리텔링): </w:t>
+      </w:r>
+      <w:r>
+        <w:rPr w:rFonts="맑은 고딕">
+          <w:rFonts w:ascii="맑은 고딕" w:hAnsi="맑은 고딕" w:eastAsia="맑은 고딕"/>
+          <w:b w:val="0"/>
+          <w:sz w:val="21"/>
+        </w:rPr>
+        <w:t>'납의 시대(Years of Lead)'라 불리던 1970년대 후반 이탈리아의 정치적 폭력과 사회적 불안 속에서, 청춘들은 물질문명의 혼돈을 벗어나 영혼의 안식을 갈구했습니다. 방코는 이러한 시대의 고뇌를 '대지(Terra)'라는 근원적 생명체로 환원하여, 인간과 자연의 조화를 노래하는 시적 음률로 청춘들의 상처 입은 내면을 숭고하게 위로했습니다.</w:t>
+      </w:r>
+    </w:p>
+    <w:p>
+      <w:pPr>
+        <w:spacing w:line="324" w:lineRule="auto" w:before="200" w:after="80"/>
+      </w:pPr>
+      <w:r>
+        <w:rPr w:rFonts="맑은 고딕">
+          <w:rFonts w:ascii="맑은 고딕" w:hAnsi="맑은 고딕" w:eastAsia="맑은 고딕"/>
+          <w:b/>
+          <w:color w:val="1E3A8A"/>
+          <w:sz w:val="24"/>
+        </w:rPr>
+        <w:t>4. 주요 수록곡 및 감상 제언</w:t>
+      </w:r>
+    </w:p>
+    <w:p>
+      <w:pPr>
+        <w:spacing w:line="324" w:lineRule="auto" w:after="80"/>
+      </w:pPr>
+      <w:r>
+        <w:rPr w:rFonts="맑은 고딕">
+          <w:rFonts w:ascii="맑은 고딕" w:hAnsi="맑은 고딕" w:eastAsia="맑은 고딕"/>
+          <w:b w:val="0"/>
+          <w:color w:val="6B7280"/>
+          <w:sz w:val="21"/>
+        </w:rPr>
+        <w:t xml:space="preserve">· </w:t>
+      </w:r>
+      <w:r>
+        <w:rPr w:rFonts="맑은 고딕">
+          <w:rFonts w:ascii="맑은 고딕" w:hAnsi="맑은 고딕" w:eastAsia="맑은 고딕"/>
+          <w:b/>
+          <w:color w:val="1F2937"/>
+          <w:sz w:val="21"/>
+        </w:rPr>
+        <w:t xml:space="preserve">주요 수록곡 특징: </w:t>
+      </w:r>
+      <w:r>
+        <w:rPr w:rFonts="맑은 고딕">
+          <w:rFonts w:ascii="맑은 고딕" w:hAnsi="맑은 고딕" w:eastAsia="맑은 고딕"/>
+          <w:b w:val="0"/>
+          <w:sz w:val="21"/>
+        </w:rPr>
+        <w:t>바람의 태동과 대지의 요동을 오케스트라의 격렬한 총주와 신디사이저로 묘사한 "Nel vento e nella terra"는 듣는 이를 순식간에 압도합니다. 처연한 슬픔 속에서 피어나는 생명의 빛을 애수 어린 피아노와 현악의 대화로 그려낸 "Io vivo", 그리고 정교한 변박과 다이내믹한 오케스트레이션이 극적인 클라이맥스를 이루는 타이틀곡 "Di terra"는 교향악적 서정성의 극치를 선사합니다.</w:t>
+      </w:r>
+    </w:p>
+    <w:p>
+      <w:pPr>
+        <w:spacing w:line="324" w:lineRule="auto" w:after="80"/>
+      </w:pPr>
+      <w:r>
+        <w:rPr w:rFonts="맑은 고딕">
+          <w:rFonts w:ascii="맑은 고딕" w:hAnsi="맑은 고딕" w:eastAsia="맑은 고딕"/>
+          <w:b w:val="0"/>
+          <w:color w:val="6B7280"/>
+          <w:sz w:val="21"/>
+        </w:rPr>
+        <w:t xml:space="preserve">· </w:t>
+      </w:r>
+      <w:r>
+        <w:rPr w:rFonts="맑은 고딕">
+          <w:rFonts w:ascii="맑은 고딕" w:hAnsi="맑은 고딕" w:eastAsia="맑은 고딕"/>
+          <w:b/>
+          <w:color w:val="1F2937"/>
+          <w:sz w:val="21"/>
+        </w:rPr>
+        <w:t xml:space="preserve">빈티지 감상 제언: </w:t>
+      </w:r>
+      <w:r>
+        <w:rPr w:rFonts="맑은 고딕">
+          <w:rFonts w:ascii="맑은 고딕" w:hAnsi="맑은 고딕" w:eastAsia="맑은 고딕"/>
+          <w:b w:val="0"/>
+          <w:sz w:val="21"/>
+        </w:rPr>
+        <w:t>진공관 앰프의 부드러운 배음과 아날로그 턴테이블의 카트리지를 통해 감상할 때, 40인조 오케스트라가 빚어내는 공간감과 콘트라베이스의 묵직한 잔향이 놀랍도록 생생하게 전달됩니다. 특히 현악기의 섬세한 떨림부터 팀파니와 금관악기가 포효하는 순간까지, 바이닐 그루브에 새겨진 넓은 다이내믹 레인지는 디지털 음원에서는 결코 맛볼 수 없는 깊은 감동을 안겨줍니다.</w:t>
+      </w:r>
+    </w:p>
+    <w:p>
+      <w:pPr>
+        <w:spacing w:line="324" w:lineRule="auto" w:after="80"/>
+      </w:pPr>
+      <w:r>
+        <w:rPr w:rFonts="맑은 고딕">
+          <w:rFonts w:ascii="맑은 고딕" w:hAnsi="맑은 고딕" w:eastAsia="맑은 고딕"/>
+          <w:b w:val="0"/>
+          <w:color w:val="6B7280"/>
+          <w:sz w:val="21"/>
+        </w:rPr>
+        <w:t xml:space="preserve">· </w:t>
+      </w:r>
+      <w:r>
+        <w:rPr w:rFonts="맑은 고딕">
+          <w:rFonts w:ascii="맑은 고딕" w:hAnsi="맑은 고딕" w:eastAsia="맑은 고딕"/>
+          <w:b/>
+          <w:color w:val="1F2937"/>
+          <w:sz w:val="21"/>
+        </w:rPr>
+        <w:t xml:space="preserve">소장 가치: </w:t>
+      </w:r>
+      <w:r>
+        <w:rPr w:rFonts="맑은 고딕">
+          <w:rFonts w:ascii="맑은 고딕" w:hAnsi="맑은 고딕" w:eastAsia="맑은 고딕"/>
+          <w:b w:val="0"/>
+          <w:sz w:val="21"/>
+        </w:rPr>
+        <w:t>보컬을 배제하고 오직 악기들의 대화와 관현악적 구성만으로 빚어낸 밴드 필생의 야심작으로, 클래식 애호가와 아트록 수집가 모두에게 필수적인 음반입니다. 서정성과 실험성이 완벽한 균형을 이룬 완성도와 더불어, LP 특유의 풍성한 사운드 텍스처를 만끽할 수 있다는 점에서 영구적인 소장 가치를 지닙니다.</w:t>
+      </w:r>
+    </w:p>
+    <w:p>
+      <w:pPr>
+        <w:spacing w:line="324" w:lineRule="auto" w:after="120" w:before="160"/>
+      </w:pPr>
+      <w:r>
+        <w:rPr w:rFonts="맑은 고딕">
+          <w:rFonts w:ascii="맑은 고딕" w:hAnsi="맑은 고딕" w:eastAsia="맑은 고딕"/>
+          <w:b/>
+          <w:color w:val="4338CA"/>
+          <w:sz w:val="21"/>
+        </w:rPr>
+        <w:t>이 음반을 통해 흙과 바람, 그리고 웅장한 교향악이 빚어내는 대지의 숨결이 전해주는 감동을 다시 한번 경험해 보시는 것은 어떨까요?</w:t>
       </w:r>
     </w:p>
     <w:sectPr>
       <w:pgSz w:w="12240" w:h="15840"/>
-      <w:pgMar w:top="1440" w:right="1440" w:bottom="1440" w:left="1440" w:header="720" w:footer="720" w:gutter="0"/>
+      <w:pgMar w:top="1152" w:right="1296" w:bottom="1152" w:left="1296" w:header="720" w:footer="720" w:gutter="0"/>
       <w:cols w:space="720"/>
       <w:docGrid w:linePitch="360"/>
     </w:sectPr>

--- a/word_reports/LP_0066_위치_466_Banco del Mutuo Soccorso_.docx
+++ b/word_reports/LP_0066_위치_466_Banco del Mutuo Soccorso_.docx
@@ -32,7 +32,7 @@
     </w:p>
     <w:p>
       <w:pPr>
-        <w:spacing w:line="324" w:lineRule="auto" w:before="80" w:after="160"/>
+        <w:spacing w:line="324" w:lineRule="auto" w:before="80" w:after="120"/>
       </w:pPr>
       <w:r>
         <w:rPr w:rFonts="맑은 고딕">
@@ -42,13 +42,6 @@
           <w:sz w:val="22"/>
         </w:rPr>
         <w:t xml:space="preserve">[음반 소개] </w:t>
-      </w:r>
-      <w:r>
-        <w:rPr w:rFonts="맑은 고딕">
-          <w:rFonts w:ascii="맑은 고딕" w:hAnsi="맑은 고딕" w:eastAsia="맑은 고딕"/>
-          <w:b w:val="0"/>
-          <w:sz w:val="21"/>
-        </w:rPr>
       </w:r>
     </w:p>
     <w:p>
@@ -61,7 +54,33 @@
           <w:b w:val="0"/>
           <w:sz w:val="21"/>
         </w:rPr>
-        <w:t>이탈리아 아트록의 찬란한 거장 방코 델 무투오 소코르소(Banco del Mutuo Soccorso)가 1978년에 빚어낸 [ ...di terra ]는 대지(大地)의 섭리와 인간의 실존을 웅장한 오케스트레이션으로 승화시킨 불멸의 걸작입니다. 밴드의 상징적인 보컬 프란체스코 디 자코모의 육성을 절제하고 전곡을 순수 기악곡으로 구성하여, 프로그레시브 록의 역동성과 정통 클래식 오케스트라의 유려한 미학을 완벽하게 교직해 냈습니다. 거친 바람과 고요한 흙의 숨결이 교차하는 듯한 이 교향악적 서사시는 리스너를 한 편의 장엄하고도 사색적인 음향의 세계로 인도합니다. 클래식과 록의 경계를 허물며 이탈리아 예술 음악의 정점을 보여주는 이 음반은 반세기가 흐른 오늘날에도 푸른 대지의 맥박처럼 묵직하고 깊은 전율을 선사합니다.</w:t>
+        <w:t>1978년, 이탈리안 프로그레시브 록의 황금기가 서서히 황혼으로 접어들고 전 세계 대중음악계에 펑크와 디스코의 거센 물결이 일던 격변의 시기, 방코 델 무투오 소코르소는 대단히 과감하고도 숭고한 예술적 결단을 내립니다. 밴드의 상징과도 같았던 프란체스코 디 자코모의 드라마틱한 오페라틱 보컬을 전면에 내세우는 대신, 순수 기악의 심연으로 침잠하는 전격적인 모험을 감행한 것입니다. 풀 오케스트라와의 전면적인 협연을 통해 빚어낸 본작 [ ...di terra ]는 대중음악이라는 세속적 범주를 훌쩍 뛰어넘어, 록과 현대 클래식의 경계선상에 우뚝 솟은 장엄한 음향적 건축물이자 한 편의 거대한 교향시로 탄생했습니다.</w:t>
+      </w:r>
+    </w:p>
+    <w:p>
+      <w:pPr>
+        <w:spacing w:line="324" w:lineRule="auto" w:after="120"/>
+      </w:pPr>
+      <w:r>
+        <w:rPr w:rFonts="맑은 고딕">
+          <w:rFonts w:ascii="맑은 고딕" w:hAnsi="맑은 고딕" w:eastAsia="맑은 고딕"/>
+          <w:b w:val="0"/>
+          <w:sz w:val="21"/>
+        </w:rPr>
+        <w:t>비토리오와 잔니 노첸치 형제의 탁월한 지휘 아래 로마 음악인 연합 오케스트라(Orchestra dell'Unione Musicisti di Roma)가 유기적으로 호흡을 맞춘 이 앨범은, '대지(Terra)'라는 근원적 모티프를 중심에 두고 우주의 생성과 자연의 섭리, 그리고 인간 실존의 순환을 철학적인 시선으로 조망합니다. 정교한 대위법과 바로크적 화성, 재즈 록의 긴장감 넘치는 리듬, 그리고 지중해 특유의 애상적인 낭만주의가 한데 응축된 사운드는 한 폭의 거대한 음화를 감상하듯 청자의 내면을 뒤흔듭니다. 가사가 배제되었음에도 불구하고 악기들의 치밀한 대화만으로 시대의 혼돈을 위로하고 대지의 숭고함을 노래하는 전달력은 경이로울 따름입니다.</w:t>
+      </w:r>
+    </w:p>
+    <w:p>
+      <w:pPr>
+        <w:spacing w:line="324" w:lineRule="auto" w:after="120"/>
+      </w:pPr>
+      <w:r>
+        <w:rPr w:rFonts="맑은 고딕">
+          <w:rFonts w:ascii="맑은 고딕" w:hAnsi="맑은 고딕" w:eastAsia="맑은 고딕"/>
+          <w:b w:val="0"/>
+          <w:sz w:val="21"/>
+        </w:rPr>
+        <w:t>반세기에 가까운 세월의 풍파 속에서도 본작이 불멸의 광채를 발하는 까닭은, 상업적 유행과 시류에 영혼을 팔지 않았던 거장들의 순수한 예술혼이 고스란히 각인되어 있기 때문입니다. 악기 하나하나가 살아 숨 쉬듯 피어오르는 섬세한 실내악적 텍스처와 비장미 넘치는 금관, 그리고 영혼을 적시는 현악의 물결은 클래식 애호가와 록 마니아 모두에게 잊을 수 없는 전율을 선사합니다. [ ...di terra ]는 이탈리안 록 역사상 가장 찬란했던 한 시대의 끝자락에서 피어난 가장 완벽하고 지적인 서정의 정점입니다.</w:t>
       </w:r>
     </w:p>
     <w:p>
@@ -168,7 +187,7 @@
           <w:b w:val="0"/>
           <w:sz w:val="21"/>
         </w:rPr>
-        <w:t>1978년 이탈리아의 유서 깊은 레이블 리코르디(Dischi Ricordi)를 통해 발매되었으며, 로마 음악가 연합 오케스트라(Orchestra dell'Unione Musicisti di Roma)와의 전격적인 협연으로 완성된 밴드의 통산 여덟 번째 정규 스튜디오 앨범입니다.</w:t>
+        <w:t>1978년 이탈리아의 유서 깊은 클래식/대중음악 명문 레이블 리코르디(Dischi Ricordi)를 통해 발매된 통산 일곱 번째 정규 스튜디오 앨범으로, 록 앙상블과 대편성 관현악단이 대등한 주체로 교감한 심포닉 록의 금자탑.</w:t>
       </w:r>
     </w:p>
     <w:p>
@@ -199,7 +218,7 @@
           <w:b w:val="0"/>
           <w:sz w:val="21"/>
         </w:rPr>
-        <w:t>1970년대 후반 디스코와 뉴웨이브의 범람 속에서도 음악적 순수성을 지켜내며 이탈리아 차트 상위권에 올랐고, 발매 이후 유럽과 일본 등 전 세계 프로그레시브 록 애호가들의 입소문을 타며 시대를 초월한 스테디셀러로 확고히 자리매김했습니다.</w:t>
+        <w:t>보컬이 생략된 기악 오케스트레이션이라는 파격적인 형식에도 불구하고 발매 당시 이탈리아 앨범 차트 상위권에 안착했으며, 이후 유럽 전역과 일본, 한국 등 전 세계 아트록 애호가들 사이에서 필청 명반으로 꼽히며 꾸준한 판매고를 기록한 스테디셀러.</w:t>
       </w:r>
     </w:p>
     <w:p>
@@ -230,7 +249,7 @@
           <w:b w:val="0"/>
           <w:sz w:val="21"/>
         </w:rPr>
-        <w:t>상업적 트렌드를 거부한 예술적 진정성으로 당대 유럽 음악 평단으로부터 "심포닉 록과 현대 교향악이 도달한 최고의 미학적 결합"이라는 찬사를 받았으며, 오늘날 이탈리안 록 역사상 가장 품격 있는 콘셉트 명반 중 하나로 공인받고 있습니다.</w:t>
+        <w:t>이탈리아 대중음악 비평가 협회의 극찬 세례 및 프로그레시브 록 역사상 가장 완성도 높은 관현악 크로스오버 명작 중 하나로 공인받으며 시대를 초월한 예술적 가치를 인정받음.</w:t>
       </w:r>
     </w:p>
     <w:p>
@@ -275,7 +294,7 @@
           <w:b w:val="0"/>
           <w:sz w:val="21"/>
         </w:rPr>
-        <w:t>이탈리아 (Italy)</w:t>
+        <w:t>이탈리아 (로마)</w:t>
       </w:r>
     </w:p>
     <w:p>
@@ -337,7 +356,7 @@
           <w:b w:val="0"/>
           <w:sz w:val="21"/>
         </w:rPr>
-        <w:t>록 그룹 (프로그레시브/심포닉 록 밴드)</w:t>
+        <w:t>밴드 (그룹)</w:t>
       </w:r>
     </w:p>
     <w:p>
@@ -368,7 +387,7 @@
           <w:b w:val="0"/>
           <w:sz w:val="21"/>
         </w:rPr>
-        <w:t>노첸치(Nocenzi) 형제의 천재적인 건반 편곡과 압도적인 음악성을 바탕으로 결성된 방코 델 무투오 소코르소는 PFM과 함께 이탈리안 프로그레시브 록을 세계적 반열에 올려놓은 전설적인 밴드입니다. 지중해 특유의 격정적인 서정미와 서양 고전음악의 정교한 대위법을 융합하여 대중음악을 순수 예술의 경지로 승화시킨 위대한 혁신가들입니다.</w:t>
+        <w:t>PFM, 르 오르메(Le Orme)와 함께 이탈리안 프로그레시브 록의 황금기를 이끈 독보적인 삼대 거두입니다. 클래식 음악에 깊게 뿌리내린 노첸치 형제의 천재적인 작·편곡 감각과 독창적인 건반 중심의 앙상블을 바탕으로, 이탈리아 고유의 낭만성과 현대 음악의 전위성을 융합해 세계 록 음악사에 지울 수 없는 발자취를 남겼습니다.</w:t>
       </w:r>
     </w:p>
     <w:p>
@@ -413,7 +432,7 @@
           <w:b w:val="0"/>
           <w:sz w:val="21"/>
         </w:rPr>
-        <w:t>[ ...di terra ]는 프로그레시브 록의 황금기가 저물어가던 1970년대 후반, 장르의 한계를 넘어 오케스트라와의 완전한 음악적 합일을 이루어낸 기념비적 작품입니다. 스트라빈스키나 바르톡을 연상시키는 현대 클래식의 불협화음과 긴장감, 그리고 록 음악 특유의 에너지를 유기적으로 엮어내어 팝 음악사에서 '록 교향곡'의 이상향을 제시했습니다.</w:t>
+        <w:t>1970년대 후반 프로그레시브 록 장르가 쇠락의 길을 걷던 시점에 발표되었음에도, 대중적 타협 대신 클래시컬한 기악 미학을 극한으로 밀어붙여 장르의 지평을 클래식 음악의 영역까지 확장시킨 기념비적인 작품입니다. 록의 역동성과 오케스트라의 웅장함이 상호 침식 없이 완벽한 균형을 이룬 심포닉 록의 정전(正典)으로 평가받습니다.</w:t>
       </w:r>
     </w:p>
     <w:p>
@@ -444,7 +463,7 @@
           <w:b w:val="0"/>
           <w:sz w:val="21"/>
         </w:rPr>
-        <w:t>'납의 시대(Years of Lead)'라 불리던 1970년대 후반 이탈리아의 정치적 폭력과 사회적 불안 속에서, 청춘들은 물질문명의 혼돈을 벗어나 영혼의 안식을 갈구했습니다. 방코는 이러한 시대의 고뇌를 '대지(Terra)'라는 근원적 생명체로 환원하여, 인간과 자연의 조화를 노래하는 시적 음률로 청춘들의 상처 입은 내면을 숭고하게 위로했습니다.</w:t>
+        <w:t>1970년대 후반 이탈리아는 '납의 시대'라 불릴 만큼 극심한 정치적 불안과 사회적 격동을 겪고 있었습니다. 당대 청년들의 고뇌와 상실감 속에서, 방코는 인간사의 소음을 벗어나 영원불멸의 '대지'와 '자연'이라는 원초적 안식처로의 귀환을 노래했습니다. 앨범 곳곳에 흐르는 묵직한 긴장감과 숭고한 카타르시스는 그 시대 청춘들이 갈망했던 내면의 구원과 깊은 연대를 맺고 있습니다.</w:t>
       </w:r>
     </w:p>
     <w:p>
@@ -489,7 +508,99 @@
           <w:b w:val="0"/>
           <w:sz w:val="21"/>
         </w:rPr>
-        <w:t>바람의 태동과 대지의 요동을 오케스트라의 격렬한 총주와 신디사이저로 묘사한 "Nel vento e nella terra"는 듣는 이를 순식간에 압도합니다. 처연한 슬픔 속에서 피어나는 생명의 빛을 애수 어린 피아노와 현악의 대화로 그려낸 "Io vivo", 그리고 정교한 변박과 다이내믹한 오케스트레이션이 극적인 클라이맥스를 이루는 타이틀곡 "Di terra"는 교향악적 서정성의 극치를 선사합니다.</w:t>
+      </w:r>
+    </w:p>
+    <w:p>
+      <w:pPr>
+        <w:spacing w:line="324" w:lineRule="auto" w:after="80"/>
+      </w:pPr>
+      <w:r>
+        <w:rPr w:rFonts="맑은 고딕">
+          <w:rFonts w:ascii="맑은 고딕" w:hAnsi="맑은 고딕" w:eastAsia="맑은 고딕"/>
+          <w:b w:val="0"/>
+          <w:color w:val="6B7280"/>
+          <w:sz w:val="21"/>
+        </w:rPr>
+        <w:t xml:space="preserve">· </w:t>
+      </w:r>
+      <w:r>
+        <w:rPr w:rFonts="맑은 고딕">
+          <w:rFonts w:ascii="맑은 고딕" w:hAnsi="맑은 고딕" w:eastAsia="맑은 고딕"/>
+          <w:b/>
+          <w:color w:val="1F2937"/>
+          <w:sz w:val="21"/>
+        </w:rPr>
+        <w:t xml:space="preserve">"Nel vento e nel tempo" (바람과 시간 속에서): </w:t>
+      </w:r>
+      <w:r>
+        <w:rPr w:rFonts="맑은 고딕">
+          <w:rFonts w:ascii="맑은 고딕" w:hAnsi="맑은 고딕" w:eastAsia="맑은 고딕"/>
+          <w:b w:val="0"/>
+          <w:sz w:val="21"/>
+        </w:rPr>
+        <w:t>장엄한 브라스와 오케스트라의 총주로 서막을 여는 곡으로, 날카로운 신시사이저와 유려한 현악기가 교차하며 태초의 자연이 뿜어내는 광활한 생명력을 역동적으로 그려냅니다.</w:t>
+      </w:r>
+    </w:p>
+    <w:p>
+      <w:pPr>
+        <w:spacing w:line="324" w:lineRule="auto" w:after="80"/>
+      </w:pPr>
+      <w:r>
+        <w:rPr w:rFonts="맑은 고딕">
+          <w:rFonts w:ascii="맑은 고딕" w:hAnsi="맑은 고딕" w:eastAsia="맑은 고딕"/>
+          <w:b w:val="0"/>
+          <w:color w:val="6B7280"/>
+          <w:sz w:val="21"/>
+        </w:rPr>
+        <w:t xml:space="preserve">· </w:t>
+      </w:r>
+      <w:r>
+        <w:rPr w:rFonts="맑은 고딕">
+          <w:rFonts w:ascii="맑은 고딕" w:hAnsi="맑은 고딕" w:eastAsia="맑은 고딕"/>
+          <w:b/>
+          <w:color w:val="1F2937"/>
+          <w:sz w:val="21"/>
+        </w:rPr>
+        <w:t xml:space="preserve">"Non dice che parole" (말 없는 말): </w:t>
+      </w:r>
+      <w:r>
+        <w:rPr w:rFonts="맑은 고딕">
+          <w:rFonts w:ascii="맑은 고딕" w:hAnsi="맑은 고딕" w:eastAsia="맑은 고딕"/>
+          <w:b w:val="0"/>
+          <w:sz w:val="21"/>
+        </w:rPr>
+        <w:t>피아노의 투명한 타건과 애수 띤 목관악기, 첼로의 비장미가 어우러져 한 편의 시를 읽는 듯 고요한 사색과 깊은 멜랑콜리를 안겨주는 서정적인 트랙입니다.</w:t>
+      </w:r>
+    </w:p>
+    <w:p>
+      <w:pPr>
+        <w:spacing w:line="324" w:lineRule="auto" w:after="80"/>
+      </w:pPr>
+      <w:r>
+        <w:rPr w:rFonts="맑은 고딕">
+          <w:rFonts w:ascii="맑은 고딕" w:hAnsi="맑은 고딕" w:eastAsia="맑은 고딕"/>
+          <w:b w:val="0"/>
+          <w:color w:val="6B7280"/>
+          <w:sz w:val="21"/>
+        </w:rPr>
+        <w:t xml:space="preserve">· </w:t>
+      </w:r>
+      <w:r>
+        <w:rPr w:rFonts="맑은 고딕">
+          <w:rFonts w:ascii="맑은 고딕" w:hAnsi="맑은 고딕" w:eastAsia="맑은 고딕"/>
+          <w:b/>
+          <w:color w:val="1F2937"/>
+          <w:sz w:val="21"/>
+        </w:rPr>
+        <w:t xml:space="preserve">"Ne più di un albero non meno di una stella" (나무보다 더하지도 별보다 덜하지도 않게): </w:t>
+      </w:r>
+      <w:r>
+        <w:rPr w:rFonts="맑은 고딕">
+          <w:rFonts w:ascii="맑은 고딕" w:hAnsi="맑은 고딕" w:eastAsia="맑은 고딕"/>
+          <w:b w:val="0"/>
+          <w:sz w:val="21"/>
+        </w:rPr>
+        <w:t>절제된 리듬 위로 점진적으로 차오르는 관현악의 웅대한 크레셴도가 압권인 곡으로, 대지 위의 모든 존재가 지닌 숭고한 조화와 인간 실존의 경외감을 찬란하게 형상화합니다.</w:t>
       </w:r>
     </w:p>
     <w:p>
@@ -520,7 +631,7 @@
           <w:b w:val="0"/>
           <w:sz w:val="21"/>
         </w:rPr>
-        <w:t>진공관 앰프의 부드러운 배음과 아날로그 턴테이블의 카트리지를 통해 감상할 때, 40인조 오케스트라가 빚어내는 공간감과 콘트라베이스의 묵직한 잔향이 놀랍도록 생생하게 전달됩니다. 특히 현악기의 섬세한 떨림부터 팀파니와 금관악기가 포효하는 순간까지, 바이닐 그루브에 새겨진 넓은 다이내믹 레인지는 디지털 음원에서는 결코 맛볼 수 없는 깊은 감동을 안겨줍니다.</w:t>
+        <w:t>본 음반은 악기들의 배음과 음장감이 극대화된 작품이므로, 따뜻한 잔향과 두터운 질감을 재현하는 진공관 앰프와 섬세한 해상력을 지닌 카트리지의 조합으로 감상할 때 그 진가가 드러납니다. 턴테이블 위에서 회전하는 LP의 그루브를 통해 현악기의 부드러운 활 놀림과 팀파니의 묵직한 공명이 리스닝 룸을 가득 채울 때, 아날로그 사운드 특유의 입체적이고도 생생한 감동을 온전히 체감할 수 있습니다.</w:t>
       </w:r>
     </w:p>
     <w:p>
@@ -551,7 +662,7 @@
           <w:b w:val="0"/>
           <w:sz w:val="21"/>
         </w:rPr>
-        <w:t>보컬을 배제하고 오직 악기들의 대화와 관현악적 구성만으로 빚어낸 밴드 필생의 야심작으로, 클래식 애호가와 아트록 수집가 모두에게 필수적인 음반입니다. 서정성과 실험성이 완벽한 균형을 이룬 완성도와 더불어, LP 특유의 풍성한 사운드 텍스처를 만끽할 수 있다는 점에서 영구적인 소장 가치를 지닙니다.</w:t>
+        <w:t>보컬 중심의 통상적인 록 음반을 뛰어넘어, 클래식 교향악의 격조와 프로그레시브 록의 지적인 전위성이 가장 우아하게 결합된 독보적인 예술품입니다. 게이트폴드 커버에 담긴 시각적 상징성과 뛰어난 오디오파일적 녹음 상태는 LP 컬렉터라면 반드시 서가에 갖추어야 할 최상의 소장 가치를 증명합니다.</w:t>
       </w:r>
     </w:p>
     <w:p>
@@ -565,7 +676,7 @@
           <w:color w:val="4338CA"/>
           <w:sz w:val="21"/>
         </w:rPr>
-        <w:t>이 음반을 통해 흙과 바람, 그리고 웅장한 교향악이 빚어내는 대지의 숨결이 전해주는 감동을 다시 한번 경험해 보시는 것은 어떨까요?</w:t>
+        <w:t>이 음반을 통해 대지의 숭고한 숨결과 거장들이 빚어낸 웅장한 관현악의 향연이 전해주는 감동을 다시 한번 경험해 보시는 것은 어떨까요?</w:t>
       </w:r>
     </w:p>
     <w:sectPr>
